--- a/१२.आश्वासन मय सब जग जानी Document (2).docx
+++ b/१२.आश्वासन मय सब जग जानी Document (2).docx
@@ -129,6 +129,34 @@
           <w:cs/>
         </w:rPr>
         <w:t xml:space="preserve"> हास्य-व्यंग्य रचना में लेखक ने </w:t>
+      </w:r>
+    </w:p>
+    <w:p>
+      <w:pPr>
+        <w:spacing w:after="0"/>
+        <w:jc w:val="both"/>
+      </w:pPr>
+      <w:r>
+        <w:rPr>
+          <w:rFonts w:ascii="Mangal" w:hAnsi="Mangal" w:cs="Mangal" w:eastAsia="Mangal"/>
+          <w:b/>
+          <w:sz w:val="24"/>
+        </w:rPr>
+        <w:t>शीर्षक पाठ की व्यंग्यात्मकता को संक्षेप में स्पष्ट कीजिए</w:t>
+      </w:r>
+    </w:p>
+    <w:p>
+      <w:pPr>
+        <w:spacing w:after="0"/>
+        <w:jc w:val="both"/>
+      </w:pPr>
+      <w:r>
+        <w:rPr>
+          <w:rFonts w:ascii="Mangal" w:hAnsi="Mangal" w:cs="Mangal" w:eastAsia="Mangal"/>
+          <w:b w:val="0"/>
+          <w:sz w:val="24"/>
+        </w:rPr>
+        <w:t>मच्छरों के सम्मान की खबर सुनकर साँप भी अपना विश्व-दिवस मनवाने पहुँचते हैं। उनका मंत्री माँग पर कार्रवाई के बजाय अंतरराष्ट्रीय मंच, अतिरिक्त दिन और दूसरे दिवस हटाने के आश्वासन देता है; अंत में लेखक इसे लोकतंत्र की आश्वासन-प्रधान राजनीति से जोड़ते हैं। व्यंग्य प्रतीकात्मक मान-सम्मान की माँग, पहुँच के लिए रिश्वत और बिना परिणाम के वादे बाँटने वाले नेताओं पर है।</w:t>
       </w:r>
     </w:p>
     <w:p>
